--- a/resume/CV_Juan_Berrio_ES.docx
+++ b/resume/CV_Juan_Berrio_ES.docx
@@ -27,7 +27,7 @@
           <w:color w:val="444444"/>
           <w:sz w:val="24"/>
         </w:rPr>
-        <w:t>Data &amp; Analytics Engineer</w:t>
+        <w:t>Cloud &amp; Data Engineer</w:t>
       </w:r>
     </w:p>
     <w:p>
@@ -51,7 +51,7 @@
         <w:rPr>
           <w:sz w:val="20"/>
         </w:rPr>
-        <w:t>Ingeniero de datos con 6+ anos convirtiendo datos operativos y financieros en sistemas de decision confiables. Diseno y opero pipelines ETL en produccion (Python, DuckDB, Parquet) con ingesta incremental y orquestacion automatizada, y publico la analitica en arquitecturas cloud de bajo costo (Cloudflare R2/Pages, DuckDB-WASM, React). Reduje hasta un 60% el tiempo de generacion de reportes y construi la conciliacion tributaria guia-a-guia de la operacion aduanera de un courier internacional. Experiencia profunda en dominio logistico, aduanero y financiero.</w:t>
+        <w:t>Ingeniero Cloud &amp; Datos con 6+ anos disenando plataformas de datos serverless de bajo costo, de punta a punta. Arquitectura real en la nube (Cloudflare R2/Pages/Workers, DuckDB-WASM, React) junto a pipelines ETL en produccion (Python, DuckDB, Parquet) con ingesta incremental y orquestacion automatizada. Diseno con mentalidad de arquitectura: separo computo, almacenamiento y presentacion, prefiero serverless y optimizo costos (sistemas que corren con ~$0 de infraestructura). Reduje hasta un 60% el tiempo de generacion de reportes. En camino a Arquitecto de Soluciones Cloud (estudiando AWS + Ingenieria de Sistemas).</w:t>
       </w:r>
     </w:p>
     <w:p>
@@ -68,6 +68,24 @@
           <w:sz w:val="22"/>
         </w:rPr>
         <w:t>HABILIDADES TECNICAS</w:t>
+      </w:r>
+    </w:p>
+    <w:p>
+      <w:pPr>
+        <w:spacing w:after="20"/>
+      </w:pPr>
+      <w:r>
+        <w:rPr>
+          <w:b/>
+          <w:sz w:val="19"/>
+        </w:rPr>
+        <w:t xml:space="preserve">Cloud &amp; DevOps:  </w:t>
+      </w:r>
+      <w:r>
+        <w:rPr>
+          <w:sz w:val="19"/>
+        </w:rPr>
+        <w:t>Cloudflare (R2, Pages, Workers) · Arquitectura serverless · GitHub Actions (CI/CD) · Git · AWS (en formacion)</w:t>
       </w:r>
     </w:p>
     <w:p>
@@ -104,24 +122,6 @@
           <w:sz w:val="19"/>
         </w:rPr>
         <w:t>Python (Pandas) · SQL · DuckDB SQL</w:t>
-      </w:r>
-    </w:p>
-    <w:p>
-      <w:pPr>
-        <w:spacing w:after="20"/>
-      </w:pPr>
-      <w:r>
-        <w:rPr>
-          <w:b/>
-          <w:sz w:val="19"/>
-        </w:rPr>
-        <w:t xml:space="preserve">Cloud &amp; DevOps:  </w:t>
-      </w:r>
-      <w:r>
-        <w:rPr>
-          <w:sz w:val="19"/>
-        </w:rPr>
-        <w:t>Cloudflare (R2, Pages, Workers) · GitHub Actions (CI/CD) · Git · AWS (en formacion)</w:t>
       </w:r>
     </w:p>
     <w:p>

--- a/resume/CV_Juan_Berrio_ES.docx
+++ b/resume/CV_Juan_Berrio_ES.docx
@@ -304,7 +304,7 @@
         <w:rPr>
           <w:sz w:val="19"/>
         </w:rPr>
-        <w:t>• Construi la conciliacion tributaria guia-a-guia (DIAN 690 + reembolsos Temu) cruzando 5 fuentes via el manifiesto como puente.</w:t>
+        <w:t>• Construi la conciliacion tributaria guia-a-guia (impuesto aduanero + reembolsos del marketplace) cruzando 5 fuentes via el manifiesto como puente.</w:t>
       </w:r>
     </w:p>
     <w:p>

--- a/resume/CV_Juan_Berrio_ES.docx
+++ b/resume/CV_Juan_Berrio_ES.docx
@@ -267,7 +267,7 @@
           <w:b/>
           <w:sz w:val="21"/>
         </w:rPr>
-        <w:t>Data / Analytics Engineer</w:t>
+        <w:t>Cloud &amp; Data Engineer</w:t>
       </w:r>
     </w:p>
     <w:p>

--- a/resume/CV_Juan_Berrio_ES.docx
+++ b/resume/CV_Juan_Berrio_ES.docx
@@ -591,7 +591,19 @@
         <w:rPr>
           <w:sz w:val="19"/>
         </w:rPr>
-        <w:t>• Python Programming (Niveles 0-2) - Code Avengers (90-93%); AWS Data - en formacion.</w:t>
+        <w:t>• AWS Cloud Practitioner Essentials - AWS Training &amp; Certification (jun. 2026); Python Programming (Niveles 0-2) - Code Avengers (90-93%).</w:t>
+      </w:r>
+    </w:p>
+    <w:p>
+      <w:pPr>
+        <w:spacing w:after="20"/>
+        <w:ind w:left="259"/>
+      </w:pPr>
+      <w:r>
+        <w:rPr>
+          <w:sz w:val="19"/>
+        </w:rPr>
+        <w:t>• AWS Certified Cloud Practitioner (CLF-C02) - en preparacion.</w:t>
       </w:r>
     </w:p>
     <w:p>

--- a/resume/CV_Juan_Berrio_ES.docx
+++ b/resume/CV_Juan_Berrio_ES.docx
@@ -51,7 +51,7 @@
         <w:rPr>
           <w:sz w:val="20"/>
         </w:rPr>
-        <w:t>Ingeniero Cloud &amp; Datos con 6+ anos disenando plataformas de datos serverless de bajo costo, de punta a punta. Arquitectura real en la nube (Cloudflare R2/Pages/Workers, DuckDB-WASM, React) junto a pipelines ETL en produccion (Python, DuckDB, Parquet) con ingesta incremental y orquestacion automatizada. Diseno con mentalidad de arquitectura: separo computo, almacenamiento y presentacion, prefiero serverless y optimizo costos (sistemas que corren con ~$0 de infraestructura). Reduje hasta un 60% el tiempo de generacion de reportes. En camino a Arquitecto de Soluciones Cloud (estudiando AWS + Ingenieria de Sistemas).</w:t>
+        <w:t>Ingeniero Cloud &amp; Datos con 6+ anos disenando plataformas de datos serverless de bajo costo, de punta a punta. Actualmente proceso mas de 25M de registros en produccion (creciendo ~2M/mes, rumbo a 35M+ en 2026). Arquitectura real en la nube (Cloudflare R2/Pages/Workers, DuckDB-WASM, React) junto a pipelines ETL en produccion (Python, DuckDB, Parquet) con ingesta incremental y orquestacion automatizada. Diseno con mentalidad de arquitectura: separo computo, almacenamiento y presentacion, prefiero serverless y optimizo costos (sistemas que corren con ~$0 de infraestructura). Reduje hasta un 60% el tiempo de generacion de reportes. En camino a Arquitecto de Soluciones Cloud (estudiando AWS + Ingenieria de Sistemas).</w:t>
       </w:r>
     </w:p>
     <w:p>

--- a/resume/CV_Juan_Berrio_ES.docx
+++ b/resume/CV_Juan_Berrio_ES.docx
@@ -539,7 +539,7 @@
         <w:rPr>
           <w:sz w:val="19"/>
         </w:rPr>
-        <w:t>• Ingenieria de Sistemas (en curso) - Uniminuto - est. 2027</w:t>
+        <w:t>• Ingenieria de Sistemas (en curso) - Corporacion Universitaria Americana</w:t>
       </w:r>
     </w:p>
     <w:p>
